--- a/docs/judge-qa/09-costing-buildout.docx
+++ b/docs/judge-qa/09-costing-buildout.docx
@@ -7264,9 +7264,9 @@
       </w:tblPr>
       <w:tblGrid>
         <w:gridCol w:w="331"/>
-        <w:gridCol w:w="1862"/>
-        <w:gridCol w:w="1208"/>
-        <w:gridCol w:w="1539"/>
+        <w:gridCol w:w="1778"/>
+        <w:gridCol w:w="1203"/>
+        <w:gridCol w:w="1628"/>
       </w:tblGrid>
       <w:tr>
         <w:trPr>
@@ -7296,7 +7296,7 @@
         </w:tc>
         <w:tc>
           <w:tcPr>
-            <w:tcW w:w="1862" w:type="dxa"/>
+            <w:tcW w:w="1778" w:type="dxa"/>
             <w:tcBorders/>
             <w:vAlign w:val="center"/>
           </w:tcPr>
@@ -7318,7 +7318,7 @@
         </w:tc>
         <w:tc>
           <w:tcPr>
-            <w:tcW w:w="1208" w:type="dxa"/>
+            <w:tcW w:w="1203" w:type="dxa"/>
             <w:tcBorders/>
             <w:vAlign w:val="center"/>
           </w:tcPr>
@@ -7340,7 +7340,7 @@
         </w:tc>
         <w:tc>
           <w:tcPr>
-            <w:tcW w:w="1539" w:type="dxa"/>
+            <w:tcW w:w="1628" w:type="dxa"/>
             <w:tcBorders/>
             <w:vAlign w:val="center"/>
           </w:tcPr>
@@ -7385,33 +7385,33 @@
         </w:tc>
         <w:tc>
           <w:tcPr>
-            <w:tcW w:w="1862" w:type="dxa"/>
-            <w:tcBorders/>
-            <w:vAlign w:val="center"/>
-          </w:tcPr>
-          <w:p>
-            <w:pPr>
-              <w:pStyle w:val="TableContents"/>
-              <w:bidi w:val="0"/>
-              <w:spacing w:before="0" w:after="283"/>
-              <w:jc w:val="left"/>
-              <w:rPr/>
-            </w:pPr>
-            <w:r>
-              <w:rPr>
-                <w:rStyle w:val="StrongEmphasis"/>
-              </w:rPr>
-              <w:t>Confirm Bhashini commercial terms</w:t>
-            </w:r>
-            <w:r>
-              <w:rPr/>
-              <w:t xml:space="preserve"> — avoids commercial ASR entirely</w:t>
-            </w:r>
-          </w:p>
-        </w:tc>
-        <w:tc>
-          <w:tcPr>
-            <w:tcW w:w="1208" w:type="dxa"/>
+            <w:tcW w:w="1778" w:type="dxa"/>
+            <w:tcBorders/>
+            <w:vAlign w:val="center"/>
+          </w:tcPr>
+          <w:p>
+            <w:pPr>
+              <w:pStyle w:val="TableContents"/>
+              <w:bidi w:val="0"/>
+              <w:spacing w:before="0" w:after="283"/>
+              <w:jc w:val="left"/>
+              <w:rPr/>
+            </w:pPr>
+            <w:r>
+              <w:rPr>
+                <w:rStyle w:val="StrongEmphasis"/>
+              </w:rPr>
+              <w:t>Settle speech pricing</w:t>
+            </w:r>
+            <w:r>
+              <w:rPr/>
+              <w:t xml:space="preserve"> — Sarvam volume rate, or Bhashini free tier</w:t>
+            </w:r>
+          </w:p>
+        </w:tc>
+        <w:tc>
+          <w:tcPr>
+            <w:tcW w:w="1203" w:type="dxa"/>
             <w:tcBorders/>
             <w:vAlign w:val="center"/>
           </w:tcPr>
@@ -7439,27 +7439,21 @@
         </w:tc>
         <w:tc>
           <w:tcPr>
-            <w:tcW w:w="1539" w:type="dxa"/>
-            <w:tcBorders/>
-            <w:vAlign w:val="center"/>
-          </w:tcPr>
-          <w:p>
-            <w:pPr>
-              <w:pStyle w:val="TableContents"/>
-              <w:bidi w:val="0"/>
-              <w:spacing w:before="0" w:after="283"/>
-              <w:jc w:val="left"/>
-              <w:rPr/>
-            </w:pPr>
-            <w:r>
-              <w:rPr>
-                <w:rStyle w:val="StrongEmphasis"/>
-              </w:rPr>
-              <w:t>One email.</w:t>
-            </w:r>
-            <w:r>
-              <w:rPr/>
-              <w:t xml:space="preserve"> Unassigned today</w:t>
+            <w:tcW w:w="1628" w:type="dxa"/>
+            <w:tcBorders/>
+            <w:vAlign w:val="center"/>
+          </w:tcPr>
+          <w:p>
+            <w:pPr>
+              <w:pStyle w:val="TableContents"/>
+              <w:bidi w:val="0"/>
+              <w:spacing w:before="0" w:after="283"/>
+              <w:jc w:val="left"/>
+              <w:rPr/>
+            </w:pPr>
+            <w:r>
+              <w:rPr/>
+              <w:t>Two procurement calls. Swap surface is 2 functions</w:t>
             </w:r>
           </w:p>
         </w:tc>
@@ -7488,7 +7482,7 @@
         </w:tc>
         <w:tc>
           <w:tcPr>
-            <w:tcW w:w="1862" w:type="dxa"/>
+            <w:tcW w:w="1778" w:type="dxa"/>
             <w:tcBorders/>
             <w:vAlign w:val="center"/>
           </w:tcPr>
@@ -7514,7 +7508,7 @@
         </w:tc>
         <w:tc>
           <w:tcPr>
-            <w:tcW w:w="1208" w:type="dxa"/>
+            <w:tcW w:w="1203" w:type="dxa"/>
             <w:tcBorders/>
             <w:vAlign w:val="center"/>
           </w:tcPr>
@@ -7542,7 +7536,7 @@
         </w:tc>
         <w:tc>
           <w:tcPr>
-            <w:tcW w:w="1539" w:type="dxa"/>
+            <w:tcW w:w="1628" w:type="dxa"/>
             <w:tcBorders/>
             <w:vAlign w:val="center"/>
           </w:tcPr>
@@ -7585,7 +7579,7 @@
         </w:tc>
         <w:tc>
           <w:tcPr>
-            <w:tcW w:w="1862" w:type="dxa"/>
+            <w:tcW w:w="1778" w:type="dxa"/>
             <w:tcBorders/>
             <w:vAlign w:val="center"/>
           </w:tcPr>
@@ -7607,7 +7601,7 @@
         </w:tc>
         <w:tc>
           <w:tcPr>
-            <w:tcW w:w="1208" w:type="dxa"/>
+            <w:tcW w:w="1203" w:type="dxa"/>
             <w:tcBorders/>
             <w:vAlign w:val="center"/>
           </w:tcPr>
@@ -7635,7 +7629,7 @@
         </w:tc>
         <w:tc>
           <w:tcPr>
-            <w:tcW w:w="1539" w:type="dxa"/>
+            <w:tcW w:w="1628" w:type="dxa"/>
             <w:tcBorders/>
             <w:vAlign w:val="center"/>
           </w:tcPr>
@@ -7678,7 +7672,7 @@
         </w:tc>
         <w:tc>
           <w:tcPr>
-            <w:tcW w:w="1862" w:type="dxa"/>
+            <w:tcW w:w="1778" w:type="dxa"/>
             <w:tcBorders/>
             <w:vAlign w:val="center"/>
           </w:tcPr>
@@ -7704,7 +7698,7 @@
         </w:tc>
         <w:tc>
           <w:tcPr>
-            <w:tcW w:w="1208" w:type="dxa"/>
+            <w:tcW w:w="1203" w:type="dxa"/>
             <w:tcBorders/>
             <w:vAlign w:val="center"/>
           </w:tcPr>
@@ -7732,7 +7726,7 @@
         </w:tc>
         <w:tc>
           <w:tcPr>
-            <w:tcW w:w="1539" w:type="dxa"/>
+            <w:tcW w:w="1628" w:type="dxa"/>
             <w:tcBorders/>
             <w:vAlign w:val="center"/>
           </w:tcPr>
@@ -7775,7 +7769,7 @@
         </w:tc>
         <w:tc>
           <w:tcPr>
-            <w:tcW w:w="1862" w:type="dxa"/>
+            <w:tcW w:w="1778" w:type="dxa"/>
             <w:tcBorders/>
             <w:vAlign w:val="center"/>
           </w:tcPr>
@@ -7801,7 +7795,7 @@
         </w:tc>
         <w:tc>
           <w:tcPr>
-            <w:tcW w:w="1208" w:type="dxa"/>
+            <w:tcW w:w="1203" w:type="dxa"/>
             <w:tcBorders/>
             <w:vAlign w:val="center"/>
           </w:tcPr>
@@ -7829,7 +7823,7 @@
         </w:tc>
         <w:tc>
           <w:tcPr>
-            <w:tcW w:w="1539" w:type="dxa"/>
+            <w:tcW w:w="1628" w:type="dxa"/>
             <w:tcBorders/>
             <w:vAlign w:val="center"/>
           </w:tcPr>
@@ -7872,7 +7866,7 @@
         </w:tc>
         <w:tc>
           <w:tcPr>
-            <w:tcW w:w="1862" w:type="dxa"/>
+            <w:tcW w:w="1778" w:type="dxa"/>
             <w:tcBorders/>
             <w:vAlign w:val="center"/>
           </w:tcPr>
@@ -7898,7 +7892,7 @@
         </w:tc>
         <w:tc>
           <w:tcPr>
-            <w:tcW w:w="1208" w:type="dxa"/>
+            <w:tcW w:w="1203" w:type="dxa"/>
             <w:tcBorders/>
             <w:vAlign w:val="center"/>
           </w:tcPr>
@@ -7918,7 +7912,7 @@
         </w:tc>
         <w:tc>
           <w:tcPr>
-            <w:tcW w:w="1539" w:type="dxa"/>
+            <w:tcW w:w="1628" w:type="dxa"/>
             <w:tcBorders/>
             <w:vAlign w:val="center"/>
           </w:tcPr>
@@ -7961,7 +7955,7 @@
         </w:tc>
         <w:tc>
           <w:tcPr>
-            <w:tcW w:w="1862" w:type="dxa"/>
+            <w:tcW w:w="1778" w:type="dxa"/>
             <w:tcBorders/>
             <w:vAlign w:val="center"/>
           </w:tcPr>
@@ -7987,7 +7981,7 @@
         </w:tc>
         <w:tc>
           <w:tcPr>
-            <w:tcW w:w="1208" w:type="dxa"/>
+            <w:tcW w:w="1203" w:type="dxa"/>
             <w:tcBorders/>
             <w:vAlign w:val="center"/>
           </w:tcPr>
@@ -8007,7 +8001,7 @@
         </w:tc>
         <w:tc>
           <w:tcPr>
-            <w:tcW w:w="1539" w:type="dxa"/>
+            <w:tcW w:w="1628" w:type="dxa"/>
             <w:tcBorders/>
             <w:vAlign w:val="center"/>
           </w:tcPr>
@@ -8050,7 +8044,7 @@
         </w:tc>
         <w:tc>
           <w:tcPr>
-            <w:tcW w:w="1862" w:type="dxa"/>
+            <w:tcW w:w="1778" w:type="dxa"/>
             <w:tcBorders/>
             <w:vAlign w:val="center"/>
           </w:tcPr>
@@ -8072,7 +8066,7 @@
         </w:tc>
         <w:tc>
           <w:tcPr>
-            <w:tcW w:w="1208" w:type="dxa"/>
+            <w:tcW w:w="1203" w:type="dxa"/>
             <w:tcBorders/>
             <w:vAlign w:val="center"/>
           </w:tcPr>
@@ -8092,7 +8086,7 @@
         </w:tc>
         <w:tc>
           <w:tcPr>
-            <w:tcW w:w="1539" w:type="dxa"/>
+            <w:tcW w:w="1628" w:type="dxa"/>
             <w:tcBorders/>
             <w:vAlign w:val="center"/>
           </w:tcPr>
@@ -8135,7 +8129,7 @@
         </w:tc>
         <w:tc>
           <w:tcPr>
-            <w:tcW w:w="1862" w:type="dxa"/>
+            <w:tcW w:w="1778" w:type="dxa"/>
             <w:tcBorders/>
             <w:vAlign w:val="center"/>
           </w:tcPr>
@@ -8157,7 +8151,7 @@
         </w:tc>
         <w:tc>
           <w:tcPr>
-            <w:tcW w:w="1208" w:type="dxa"/>
+            <w:tcW w:w="1203" w:type="dxa"/>
             <w:tcBorders/>
             <w:vAlign w:val="center"/>
           </w:tcPr>
@@ -8177,7 +8171,7 @@
         </w:tc>
         <w:tc>
           <w:tcPr>
-            <w:tcW w:w="1539" w:type="dxa"/>
+            <w:tcW w:w="1628" w:type="dxa"/>
             <w:tcBorders/>
             <w:vAlign w:val="center"/>
           </w:tcPr>
@@ -8220,7 +8214,7 @@
         </w:tc>
         <w:tc>
           <w:tcPr>
-            <w:tcW w:w="1862" w:type="dxa"/>
+            <w:tcW w:w="1778" w:type="dxa"/>
             <w:tcBorders/>
             <w:vAlign w:val="center"/>
           </w:tcPr>
@@ -8242,7 +8236,7 @@
         </w:tc>
         <w:tc>
           <w:tcPr>
-            <w:tcW w:w="1208" w:type="dxa"/>
+            <w:tcW w:w="1203" w:type="dxa"/>
             <w:tcBorders/>
             <w:vAlign w:val="center"/>
           </w:tcPr>
@@ -8262,7 +8256,7 @@
         </w:tc>
         <w:tc>
           <w:tcPr>
-            <w:tcW w:w="1539" w:type="dxa"/>
+            <w:tcW w:w="1628" w:type="dxa"/>
             <w:tcBorders/>
             <w:vAlign w:val="center"/>
           </w:tcPr>
